--- a/метрология лаба 1.docx
+++ b/метрология лаба 1.docx
@@ -13682,6 +13682,7 @@
                 <w:szCs w:val="28"/>
               </w:rPr>
             </w:pPr>
+            <w:bookmarkStart w:id="2" w:name="_Hlk240901858"/>
           </w:p>
         </w:tc>
         <w:tc>
@@ -13944,6 +13945,7 @@
           </w:p>
         </w:tc>
       </w:tr>
+      <w:bookmarkEnd w:id="2"/>
     </w:tbl>
     <w:p>
       <w:pPr>
@@ -13964,11 +13966,37 @@
         <w:contextualSpacing/>
         <w:jc w:val="both"/>
         <w:rPr>
-          <w:rFonts w:ascii="Times New Roman" w:hAnsi="Times New Roman" w:cs="Times New Roman"/>
-          <w:sz w:val="28"/>
-          <w:szCs w:val="28"/>
-        </w:rPr>
-      </w:pPr>
+          <w:rFonts w:ascii="Times New Roman" w:eastAsiaTheme="minorEastAsia" w:hAnsi="Times New Roman" w:cs="Times New Roman"/>
+          <w:sz w:val="28"/>
+          <w:szCs w:val="28"/>
+        </w:rPr>
+      </w:pPr>
+      <w:r>
+        <w:rPr>
+          <w:rFonts w:ascii="Times New Roman" w:hAnsi="Times New Roman" w:cs="Times New Roman"/>
+          <w:sz w:val="28"/>
+          <w:szCs w:val="28"/>
+        </w:rPr>
+        <w:t>Словарь программы:</w:t>
+      </w:r>
+      <w:r>
+        <w:rPr>
+          <w:rFonts w:ascii="Times New Roman" w:hAnsi="Times New Roman" w:cs="Times New Roman"/>
+          <w:sz w:val="28"/>
+          <w:szCs w:val="28"/>
+        </w:rPr>
+        <w:t xml:space="preserve">  </w:t>
+      </w:r>
+      <m:oMath>
+        <m:r>
+          <w:rPr>
+            <w:rFonts w:ascii="Cambria Math" w:hAnsi="Cambria Math" w:cs="Times New Roman"/>
+            <w:sz w:val="28"/>
+            <w:szCs w:val="28"/>
+          </w:rPr>
+          <m:t>η=27+48=75</m:t>
+        </m:r>
+      </m:oMath>
     </w:p>
     <w:p>
       <w:pPr>
@@ -13995,6 +14023,32 @@
           <w:szCs w:val="28"/>
         </w:rPr>
       </w:pPr>
+      <w:r>
+        <w:rPr>
+          <w:rFonts w:ascii="Times New Roman" w:hAnsi="Times New Roman" w:cs="Times New Roman"/>
+          <w:sz w:val="28"/>
+          <w:szCs w:val="28"/>
+        </w:rPr>
+        <w:t>Длина программы:</w:t>
+      </w:r>
+      <w:r>
+        <w:rPr>
+          <w:rFonts w:ascii="Times New Roman" w:hAnsi="Times New Roman" w:cs="Times New Roman"/>
+          <w:sz w:val="28"/>
+          <w:szCs w:val="28"/>
+        </w:rPr>
+        <w:t xml:space="preserve">  </w:t>
+      </w:r>
+      <m:oMath>
+        <m:r>
+          <w:rPr>
+            <w:rFonts w:ascii="Cambria Math" w:hAnsi="Cambria Math" w:cs="Times New Roman"/>
+            <w:sz w:val="28"/>
+            <w:szCs w:val="28"/>
+          </w:rPr>
+          <m:t>N=183+174=357</m:t>
+        </m:r>
+      </m:oMath>
     </w:p>
     <w:p>
       <w:pPr>
@@ -14021,6 +14075,110 @@
           <w:szCs w:val="28"/>
         </w:rPr>
       </w:pPr>
+      <w:r>
+        <w:rPr>
+          <w:rFonts w:ascii="Times New Roman" w:hAnsi="Times New Roman" w:cs="Times New Roman"/>
+          <w:sz w:val="28"/>
+          <w:szCs w:val="28"/>
+        </w:rPr>
+        <w:t>Объем программы с этими значениями:</w:t>
+      </w:r>
+      <w:r>
+        <w:rPr>
+          <w:rFonts w:ascii="Times New Roman" w:hAnsi="Times New Roman" w:cs="Times New Roman"/>
+          <w:sz w:val="28"/>
+          <w:szCs w:val="28"/>
+        </w:rPr>
+        <w:t xml:space="preserve"> </w:t>
+      </w:r>
+      <m:oMath>
+        <m:r>
+          <w:rPr>
+            <w:rFonts w:ascii="Cambria Math" w:hAnsi="Cambria Math" w:cs="Times New Roman"/>
+            <w:sz w:val="28"/>
+            <w:szCs w:val="28"/>
+          </w:rPr>
+          <m:t>V=357⋅</m:t>
+        </m:r>
+        <m:func>
+          <m:funcPr>
+            <m:ctrlPr>
+              <w:rPr>
+                <w:rFonts w:ascii="Cambria Math" w:hAnsi="Cambria Math" w:cs="Times New Roman"/>
+                <w:sz w:val="28"/>
+                <w:szCs w:val="28"/>
+              </w:rPr>
+            </m:ctrlPr>
+          </m:funcPr>
+          <m:fName>
+            <m:sSub>
+              <m:sSubPr>
+                <m:ctrlPr>
+                  <w:rPr>
+                    <w:rFonts w:ascii="Cambria Math" w:hAnsi="Cambria Math" w:cs="Times New Roman"/>
+                    <w:sz w:val="28"/>
+                    <w:szCs w:val="28"/>
+                  </w:rPr>
+                </m:ctrlPr>
+              </m:sSubPr>
+              <m:e>
+                <m:r>
+                  <m:rPr>
+                    <m:sty m:val="p"/>
+                  </m:rPr>
+                  <w:rPr>
+                    <w:rFonts w:ascii="Cambria Math" w:hAnsi="Cambria Math" w:cs="Times New Roman"/>
+                    <w:sz w:val="28"/>
+                    <w:szCs w:val="28"/>
+                  </w:rPr>
+                  <m:t>log</m:t>
+                </m:r>
+              </m:e>
+              <m:sub>
+                <m:r>
+                  <w:rPr>
+                    <w:rFonts w:ascii="Cambria Math" w:hAnsi="Cambria Math" w:cs="Times New Roman"/>
+                    <w:sz w:val="28"/>
+                    <w:szCs w:val="28"/>
+                  </w:rPr>
+                  <m:t>2</m:t>
+                </m:r>
+              </m:sub>
+            </m:sSub>
+          </m:fName>
+          <m:e>
+            <m:d>
+              <m:dPr>
+                <m:ctrlPr>
+                  <w:rPr>
+                    <w:rFonts w:ascii="Cambria Math" w:hAnsi="Cambria Math" w:cs="Times New Roman"/>
+                    <w:sz w:val="28"/>
+                    <w:szCs w:val="28"/>
+                  </w:rPr>
+                </m:ctrlPr>
+              </m:dPr>
+              <m:e>
+                <m:r>
+                  <w:rPr>
+                    <w:rFonts w:ascii="Cambria Math" w:hAnsi="Cambria Math" w:cs="Times New Roman"/>
+                    <w:sz w:val="28"/>
+                    <w:szCs w:val="28"/>
+                  </w:rPr>
+                  <m:t>75</m:t>
+                </m:r>
+              </m:e>
+            </m:d>
+          </m:e>
+        </m:func>
+        <m:r>
+          <w:rPr>
+            <w:rFonts w:ascii="Cambria Math" w:hAnsi="Cambria Math" w:cs="Times New Roman"/>
+            <w:sz w:val="28"/>
+            <w:szCs w:val="28"/>
+          </w:rPr>
+          <m:t>≈2223.69</m:t>
+        </m:r>
+      </m:oMath>
     </w:p>
     <w:p>
       <w:pPr>
@@ -14044,7 +14202,6 @@
           <w:rFonts w:ascii="Times New Roman" w:hAnsi="Times New Roman" w:cs="Times New Roman"/>
           <w:sz w:val="28"/>
           <w:szCs w:val="28"/>
-          <w:lang w:val="en-US"/>
         </w:rPr>
       </w:pPr>
     </w:p>
@@ -14222,6 +14379,7 @@
       <w:r>
         <w:rPr>
           <w:rFonts w:ascii="Times New Roman" w:hAnsi="Times New Roman" w:cs="Times New Roman"/>
+          <w:noProof/>
           <w:sz w:val="28"/>
           <w:szCs w:val="28"/>
         </w:rPr>
@@ -14611,6 +14769,7 @@
       <w:r>
         <w:rPr>
           <w:rFonts w:ascii="Times New Roman" w:hAnsi="Times New Roman" w:cs="Times New Roman"/>
+          <w:noProof/>
           <w:sz w:val="28"/>
           <w:szCs w:val="28"/>
         </w:rPr>
@@ -14679,7 +14838,6 @@
           <w:rFonts w:ascii="Times New Roman" w:hAnsi="Times New Roman" w:cs="Times New Roman"/>
           <w:sz w:val="28"/>
           <w:szCs w:val="28"/>
-          <w:lang w:val="en-US"/>
         </w:rPr>
       </w:pPr>
     </w:p>
@@ -14749,6 +14907,7 @@
       <w:r>
         <w:rPr>
           <w:rFonts w:ascii="Times New Roman" w:hAnsi="Times New Roman" w:cs="Times New Roman"/>
+          <w:noProof/>
           <w:sz w:val="28"/>
           <w:szCs w:val="28"/>
         </w:rPr>
@@ -16109,7 +16268,6 @@
   <w:style w:type="character" w:default="1" w:styleId="a0">
     <w:name w:val="Default Paragraph Font"/>
     <w:uiPriority w:val="1"/>
-    <w:semiHidden/>
     <w:unhideWhenUsed/>
   </w:style>
   <w:style w:type="table" w:default="1" w:styleId="a1">
